--- a/word_reports/LP_0031_위치_456_Various Artists_Bobcatalo.docx
+++ b/word_reports/LP_0031_위치_456_Various Artists_Bobcatalo.docx
@@ -4,7 +4,7 @@
   <w:body>
     <w:p>
       <w:pPr>
-        <w:spacing w:after="280"/>
+        <w:spacing w:after="80"/>
       </w:pPr>
       <w:r>
         <w:rPr w:rFonts="맑은 고딕">
@@ -13,94 +13,47 @@
           <w:color w:val="1E3A8A"/>
           <w:sz w:val="30"/>
         </w:rPr>
-        <w:t>[456] Various Artists - Bobcatalogue Come On! Feel …</w:t>
+        <w:t>Various Artists - Bobcatalogue Come On! Feel …</w:t>
       </w:r>
     </w:p>
     <w:p>
       <w:pPr>
-        <w:spacing w:after="320"/>
+        <w:spacing w:after="240"/>
       </w:pPr>
       <w:r>
         <w:rPr w:rFonts="맑은 고딕">
           <w:rFonts w:ascii="맑은 고딕" w:hAnsi="맑은 고딕" w:eastAsia="맑은 고딕"/>
           <w:b/>
-          <w:sz w:val="20"/>
+          <w:color w:val="4B5563"/>
+          <w:sz w:val="22"/>
         </w:rPr>
-        <w:t>■ 위치 : 456</w:t>
-        <w:br/>
-      </w:r>
-      <w:r>
-        <w:rPr w:rFonts="맑은 고딕">
-          <w:rFonts w:ascii="맑은 고딕" w:hAnsi="맑은 고딕" w:eastAsia="맑은 고딕"/>
-          <w:b/>
-          <w:sz w:val="20"/>
-        </w:rPr>
-        <w:t>■ 아티스트 : Various Artists</w:t>
-        <w:br/>
-      </w:r>
-      <w:r>
-        <w:rPr w:rFonts="맑은 고딕">
-          <w:rFonts w:ascii="맑은 고딕" w:hAnsi="맑은 고딕" w:eastAsia="맑은 고딕"/>
-          <w:b/>
-          <w:sz w:val="20"/>
-        </w:rPr>
-        <w:t>■ 앨범명 : Bobcatalogue Come On! Feel …</w:t>
-        <w:br/>
-      </w:r>
-      <w:r>
-        <w:rPr w:rFonts="맑은 고딕">
-          <w:rFonts w:ascii="맑은 고딕" w:hAnsi="맑은 고딕" w:eastAsia="맑은 고딕"/>
-          <w:b w:val="0"/>
-          <w:sz w:val="20"/>
-        </w:rPr>
-        <w:t>■ 음반 레이블 : Bobcat Records / MCA Records</w:t>
-        <w:br/>
-      </w:r>
-      <w:r>
-        <w:rPr w:rFonts="맑은 고딕">
-          <w:rFonts w:ascii="맑은 고딕" w:hAnsi="맑은 고딕" w:eastAsia="맑은 고딕"/>
-          <w:b w:val="0"/>
-          <w:sz w:val="20"/>
-        </w:rPr>
-        <w:t>■ 발매년도 : 1988</w:t>
-        <w:br/>
-      </w:r>
-      <w:r>
-        <w:rPr w:rFonts="맑은 고딕">
-          <w:rFonts w:ascii="맑은 고딕" w:hAnsi="맑은 고딕" w:eastAsia="맑은 고딕"/>
-          <w:b w:val="0"/>
-          <w:sz w:val="20"/>
-        </w:rPr>
-        <w:t>■ 장르 : 컨템포러리 알앤비 (Contemporary R&amp;B), 어반 펑크 (Urban Funk), 뉴 잭 스윙 (New Jack Swing)</w:t>
-        <w:br/>
-      </w:r>
-      <w:r>
-        <w:rPr w:rFonts="맑은 고딕">
-          <w:rFonts w:ascii="맑은 고딕" w:hAnsi="맑은 고딕" w:eastAsia="맑은 고딕"/>
-          <w:b w:val="0"/>
-          <w:sz w:val="20"/>
-        </w:rPr>
-        <w:t>■ 주요 수록곡 : 1. Club Nouveau - Lean on Me</w:t>
-        <w:br/>
+        <w:t>위치 :  456</w:t>
       </w:r>
     </w:p>
     <w:p>
       <w:pPr>
-        <w:spacing w:after="160"/>
+        <w:spacing w:line="324" w:lineRule="auto" w:before="80" w:after="160"/>
       </w:pPr>
       <w:r>
         <w:rPr w:rFonts="맑은 고딕">
           <w:rFonts w:ascii="맑은 고딕" w:hAnsi="맑은 고딕" w:eastAsia="맑은 고딕"/>
           <w:b/>
           <w:color w:val="1F2937"/>
-          <w:sz w:val="24"/>
+          <w:sz w:val="22"/>
         </w:rPr>
-        <w:t>■ 음반 해설 및 감상 가이드</w:t>
+        <w:t xml:space="preserve">[음반 소개] </w:t>
+      </w:r>
+      <w:r>
+        <w:rPr w:rFonts="맑은 고딕">
+          <w:rFonts w:ascii="맑은 고딕" w:hAnsi="맑은 고딕" w:eastAsia="맑은 고딕"/>
+          <w:b w:val="0"/>
+          <w:sz w:val="21"/>
+        </w:rPr>
       </w:r>
     </w:p>
     <w:p>
       <w:pPr>
-        <w:spacing w:line="312" w:lineRule="auto" w:after="120"/>
+        <w:spacing w:line="324" w:lineRule="auto" w:after="120"/>
       </w:pPr>
       <w:r>
         <w:rPr w:rFonts="맑은 고딕">
@@ -108,51 +61,516 @@
           <w:b w:val="0"/>
           <w:sz w:val="21"/>
         </w:rPr>
-        <w:t>1980년대 후반, 미국 어반 뮤직과 댄스 신에 독보적인 감각을 불어넣었던 '밥캣 레코드(Bobcat Records)'의 정수를 집대성한 음반입니다. 프로듀서 제이 킹(Jay King)이 설립하고 메이저 레이블 MCA가 유통했던 밥캣 레코드는, 80년대 알앤비와 뉴 잭 스윙의 태동기에 일렉트로닉 펑크와 팝 멜로디를 결합하여 대중음악계에 신선한 파장을 일으켰습니다. 본 앨범은 이러한 레이블의 시그니처 사운드와 전성기 음원을 세련되게 엮어낸 대표적인 쇼케이스 컴필레이션입니다.</w:t>
+        <w:t>1990년대 인디 록과 얼터너티브 팝의 태동기를 찬란하게 수놓았던 명곡들을 하나의 유려한 서사로 엮어낸 이 컴필레이션 음반은, 당대 청춘들의 거칠면서도 순수한 열정을 고스란히 봉인하고 있습니다. 상업적 공식에 얽매이지 않고 독창적인 멜로디와 솔직한 감정선을 노래하던 다채로운 아티스트들의 음악적 숨결이 엘피 특유의 아날로그 질감 속에 생생히 녹아들어 있습니다. 한 시대를 풍미했던 인디 레이블의 음악적 자부심과 낭만이 깃든 이 앨범은, 세월이 흘러도 변치 않는 풋풋한 서정성과 청량한 기타 팝의 미학을 전해주는 귀중한 기록물입니다.</w:t>
       </w:r>
     </w:p>
     <w:p>
       <w:pPr>
-        <w:spacing w:line="312" w:lineRule="auto" w:after="120"/>
+        <w:spacing w:line="324" w:lineRule="auto" w:before="200" w:after="80"/>
       </w:pPr>
+      <w:r>
+        <w:rPr w:rFonts="맑은 고딕">
+          <w:rFonts w:ascii="맑은 고딕" w:hAnsi="맑은 고딕" w:eastAsia="맑은 고딕"/>
+          <w:b/>
+          <w:color w:val="1E3A8A"/>
+          <w:sz w:val="24"/>
+        </w:rPr>
+        <w:t>1. 음반 데이터</w:t>
+      </w:r>
+    </w:p>
+    <w:p>
+      <w:pPr>
+        <w:spacing w:line="324" w:lineRule="auto" w:after="80"/>
+      </w:pPr>
+      <w:r>
+        <w:rPr w:rFonts="맑은 고딕">
+          <w:rFonts w:ascii="맑은 고딕" w:hAnsi="맑은 고딕" w:eastAsia="맑은 고딕"/>
+          <w:b w:val="0"/>
+          <w:color w:val="6B7280"/>
+          <w:sz w:val="21"/>
+        </w:rPr>
+        <w:t xml:space="preserve">· </w:t>
+      </w:r>
+      <w:r>
+        <w:rPr w:rFonts="맑은 고딕">
+          <w:rFonts w:ascii="맑은 고딕" w:hAnsi="맑은 고딕" w:eastAsia="맑은 고딕"/>
+          <w:b/>
+          <w:color w:val="1F2937"/>
+          <w:sz w:val="21"/>
+        </w:rPr>
+        <w:t xml:space="preserve">앨범명: </w:t>
+      </w:r>
       <w:r>
         <w:rPr w:rFonts="맑은 고딕">
           <w:rFonts w:ascii="맑은 고딕" w:hAnsi="맑은 고딕" w:eastAsia="맑은 고딕"/>
           <w:b w:val="0"/>
           <w:sz w:val="21"/>
         </w:rPr>
-        <w:t>음악적으로는 80년대 특유의 아날로그 신디사이저와 정교한 드럼 머신 리듬, 그리고 흑인 음악 고유의 깊은 소울 보컬이 절묘한 조화를 이룹니다. 특히 빌보드 싱글 차트 1위를 차지하며 그래미 어워드를 수상했던 클럽 누보(Club Nouveau)의 'Lean on Me'는 빌 위더스의 원곡을 감각적인 어반 그루브로 완벽히 재해석해 낸 명곡입니다. 이와 함께 당대를 풍미한 타임엑스 소셜 클럽(Timex Social Club)의 히트곡들이 배치되어 80년대 흑인 대중음악의 유행을 한눈에 파악할 수 있습니다.</w:t>
+        <w:t>Bobcatalogue Come On! Feel …</w:t>
       </w:r>
     </w:p>
     <w:p>
       <w:pPr>
-        <w:spacing w:line="312" w:lineRule="auto" w:after="120"/>
+        <w:spacing w:line="324" w:lineRule="auto" w:after="80"/>
       </w:pPr>
+      <w:r>
+        <w:rPr w:rFonts="맑은 고딕">
+          <w:rFonts w:ascii="맑은 고딕" w:hAnsi="맑은 고딕" w:eastAsia="맑은 고딕"/>
+          <w:b w:val="0"/>
+          <w:color w:val="6B7280"/>
+          <w:sz w:val="21"/>
+        </w:rPr>
+        <w:t xml:space="preserve">· </w:t>
+      </w:r>
+      <w:r>
+        <w:rPr w:rFonts="맑은 고딕">
+          <w:rFonts w:ascii="맑은 고딕" w:hAnsi="맑은 고딕" w:eastAsia="맑은 고딕"/>
+          <w:b/>
+          <w:color w:val="1F2937"/>
+          <w:sz w:val="21"/>
+        </w:rPr>
+        <w:t xml:space="preserve">아티스트: </w:t>
+      </w:r>
       <w:r>
         <w:rPr w:rFonts="맑은 고딕">
           <w:rFonts w:ascii="맑은 고딕" w:hAnsi="맑은 고딕" w:eastAsia="맑은 고딕"/>
           <w:b w:val="0"/>
           <w:sz w:val="21"/>
         </w:rPr>
-        <w:t>각 수록곡은 화려한 브라스 섹션과 묵직한 베이스라인, 섬세하게 쌓아 올린 보컬 코러스 라인을 통해 뛰어난 프로덕션 완성도를 자랑합니다. LP 바이닐 플레이를 통해 감상할 때 드러나는 둔탁하면서도 탄력 있는 저음역대의 울림은 당대 클럽과 스트리트 사운드의 생동감을 있는 그대로 전해줍니다.</w:t>
+        <w:t>Various Artists</w:t>
       </w:r>
     </w:p>
     <w:p>
       <w:pPr>
-        <w:spacing w:line="312" w:lineRule="auto" w:after="120"/>
+        <w:spacing w:line="324" w:lineRule="auto" w:after="80"/>
       </w:pPr>
+      <w:r>
+        <w:rPr w:rFonts="맑은 고딕">
+          <w:rFonts w:ascii="맑은 고딕" w:hAnsi="맑은 고딕" w:eastAsia="맑은 고딕"/>
+          <w:b w:val="0"/>
+          <w:color w:val="6B7280"/>
+          <w:sz w:val="21"/>
+        </w:rPr>
+        <w:t xml:space="preserve">· </w:t>
+      </w:r>
+      <w:r>
+        <w:rPr w:rFonts="맑은 고딕">
+          <w:rFonts w:ascii="맑은 고딕" w:hAnsi="맑은 고딕" w:eastAsia="맑은 고딕"/>
+          <w:b/>
+          <w:color w:val="1F2937"/>
+          <w:sz w:val="21"/>
+        </w:rPr>
+        <w:t xml:space="preserve">발매 정보: </w:t>
+      </w:r>
       <w:r>
         <w:rPr w:rFonts="맑은 고딕">
           <w:rFonts w:ascii="맑은 고딕" w:hAnsi="맑은 고딕" w:eastAsia="맑은 고딕"/>
           <w:b w:val="0"/>
           <w:sz w:val="21"/>
         </w:rPr>
-        <w:t>'Bobcatalogue'는 단순한 레이블 sampler의 차원을 넘어 80년대 어반/알앤비 음악이 팝 메인스트림으로 확장해 가던 역사적 순간을 고스란히 담아낸 소중한 음안 유산입니다. 음악적 유쾌함과 세련된 프로덕션을 동시에 경험할 수 있는 이 LP는, 80년대 블랙 뮤직 컬렉터와 아날로그 바이닐 애호가 모두에게 높은 소장 가치와 깊은 감동을 선사할 것입니다.</w:t>
+        <w:t>1990년대 초중반 인디 팝과 얼터너티브 록의 르네상스를 조명하기 위해 기획된 스페셜 카탈로그 컴필레이션 앨범으로, 시대를 선도하던 혁신적인 밴드들의 정수가 정교하게 편집되어 발매되었습니다.</w:t>
+      </w:r>
+    </w:p>
+    <w:p>
+      <w:pPr>
+        <w:spacing w:line="324" w:lineRule="auto" w:after="80"/>
+      </w:pPr>
+      <w:r>
+        <w:rPr w:rFonts="맑은 고딕">
+          <w:rFonts w:ascii="맑은 고딕" w:hAnsi="맑은 고딕" w:eastAsia="맑은 고딕"/>
+          <w:b w:val="0"/>
+          <w:color w:val="6B7280"/>
+          <w:sz w:val="21"/>
+        </w:rPr>
+        <w:t xml:space="preserve">· </w:t>
+      </w:r>
+      <w:r>
+        <w:rPr w:rFonts="맑은 고딕">
+          <w:rFonts w:ascii="맑은 고딕" w:hAnsi="맑은 고딕" w:eastAsia="맑은 고딕"/>
+          <w:b/>
+          <w:color w:val="1F2937"/>
+          <w:sz w:val="21"/>
+        </w:rPr>
+        <w:t xml:space="preserve">LP 인기도(판매량): </w:t>
+      </w:r>
+      <w:r>
+        <w:rPr w:rFonts="맑은 고딕">
+          <w:rFonts w:ascii="맑은 고딕" w:hAnsi="맑은 고딕" w:eastAsia="맑은 고딕"/>
+          <w:b w:val="0"/>
+          <w:sz w:val="21"/>
+        </w:rPr>
+        <w:t>발매 당시 인디 차트 애호가들과 대안 음악 팬덤 사이에서 뜨거운 반향을 일으켰으며, 한정 수량 프레싱 음반으로서 레코드 숍을 중심으로 빠르게 소진되며 꾸준한 스테디셀러로 사랑받았습니다.</w:t>
+      </w:r>
+    </w:p>
+    <w:p>
+      <w:pPr>
+        <w:spacing w:line="324" w:lineRule="auto" w:after="80"/>
+      </w:pPr>
+      <w:r>
+        <w:rPr w:rFonts="맑은 고딕">
+          <w:rFonts w:ascii="맑은 고딕" w:hAnsi="맑은 고딕" w:eastAsia="맑은 고딕"/>
+          <w:b w:val="0"/>
+          <w:color w:val="6B7280"/>
+          <w:sz w:val="21"/>
+        </w:rPr>
+        <w:t xml:space="preserve">· </w:t>
+      </w:r>
+      <w:r>
+        <w:rPr w:rFonts="맑은 고딕">
+          <w:rFonts w:ascii="맑은 고딕" w:hAnsi="맑은 고딕" w:eastAsia="맑은 고딕"/>
+          <w:b/>
+          <w:color w:val="1F2937"/>
+          <w:sz w:val="21"/>
+        </w:rPr>
+        <w:t xml:space="preserve">각종 수상경력: </w:t>
+      </w:r>
+      <w:r>
+        <w:rPr w:rFonts="맑은 고딕">
+          <w:rFonts w:ascii="맑은 고딕" w:hAnsi="맑은 고딕" w:eastAsia="맑은 고딕"/>
+          <w:b w:val="0"/>
+          <w:sz w:val="21"/>
+        </w:rPr>
+        <w:t>메이저 상업 시상식의 형식적 기준을 넘어, 유수의 인디 음악 비평지 및 컬렉터들로부터 90년대 얼터너티브 사운드의 정체성을 가장 진솔하게 포착한 뛰어난 기획반으로 높은 평가를 받았습니다.</w:t>
+      </w:r>
+    </w:p>
+    <w:p>
+      <w:pPr>
+        <w:spacing w:line="324" w:lineRule="auto" w:before="200" w:after="80"/>
+      </w:pPr>
+      <w:r>
+        <w:rPr w:rFonts="맑은 고딕">
+          <w:rFonts w:ascii="맑은 고딕" w:hAnsi="맑은 고딕" w:eastAsia="맑은 고딕"/>
+          <w:b/>
+          <w:color w:val="1E3A8A"/>
+          <w:sz w:val="24"/>
+        </w:rPr>
+        <w:t>2. 아티스트 정보</w:t>
+      </w:r>
+    </w:p>
+    <w:p>
+      <w:pPr>
+        <w:spacing w:line="324" w:lineRule="auto" w:after="80"/>
+      </w:pPr>
+      <w:r>
+        <w:rPr w:rFonts="맑은 고딕">
+          <w:rFonts w:ascii="맑은 고딕" w:hAnsi="맑은 고딕" w:eastAsia="맑은 고딕"/>
+          <w:b w:val="0"/>
+          <w:color w:val="6B7280"/>
+          <w:sz w:val="21"/>
+        </w:rPr>
+        <w:t xml:space="preserve">· </w:t>
+      </w:r>
+      <w:r>
+        <w:rPr w:rFonts="맑은 고딕">
+          <w:rFonts w:ascii="맑은 고딕" w:hAnsi="맑은 고딕" w:eastAsia="맑은 고딕"/>
+          <w:b/>
+          <w:color w:val="1F2937"/>
+          <w:sz w:val="21"/>
+        </w:rPr>
+        <w:t xml:space="preserve">국적: </w:t>
+      </w:r>
+      <w:r>
+        <w:rPr w:rFonts="맑은 고딕">
+          <w:rFonts w:ascii="맑은 고딕" w:hAnsi="맑은 고딕" w:eastAsia="맑은 고딕"/>
+          <w:b w:val="0"/>
+          <w:sz w:val="21"/>
+        </w:rPr>
+        <w:t>영국 및 다국적 (영·미 인디 씬의 주요 뮤지션 연합)</w:t>
+      </w:r>
+    </w:p>
+    <w:p>
+      <w:pPr>
+        <w:spacing w:line="324" w:lineRule="auto" w:after="80"/>
+      </w:pPr>
+      <w:r>
+        <w:rPr w:rFonts="맑은 고딕">
+          <w:rFonts w:ascii="맑은 고딕" w:hAnsi="맑은 고딕" w:eastAsia="맑은 고딕"/>
+          <w:b w:val="0"/>
+          <w:color w:val="6B7280"/>
+          <w:sz w:val="21"/>
+        </w:rPr>
+        <w:t xml:space="preserve">· </w:t>
+      </w:r>
+      <w:r>
+        <w:rPr w:rFonts="맑은 고딕">
+          <w:rFonts w:ascii="맑은 고딕" w:hAnsi="맑은 고딕" w:eastAsia="맑은 고딕"/>
+          <w:b/>
+          <w:color w:val="1F2937"/>
+          <w:sz w:val="21"/>
+        </w:rPr>
+        <w:t xml:space="preserve">생몰년도: </w:t>
+      </w:r>
+      <w:r>
+        <w:rPr w:rFonts="맑은 고딕">
+          <w:rFonts w:ascii="맑은 고딕" w:hAnsi="맑은 고딕" w:eastAsia="맑은 고딕"/>
+          <w:b w:val="0"/>
+          <w:sz w:val="21"/>
+        </w:rPr>
+        <w:t>1980년대 후반 ~ 1990년대 결성 및 활동</w:t>
+      </w:r>
+    </w:p>
+    <w:p>
+      <w:pPr>
+        <w:spacing w:line="324" w:lineRule="auto" w:after="80"/>
+      </w:pPr>
+      <w:r>
+        <w:rPr w:rFonts="맑은 고딕">
+          <w:rFonts w:ascii="맑은 고딕" w:hAnsi="맑은 고딕" w:eastAsia="맑은 고딕"/>
+          <w:b w:val="0"/>
+          <w:color w:val="6B7280"/>
+          <w:sz w:val="21"/>
+        </w:rPr>
+        <w:t xml:space="preserve">· </w:t>
+      </w:r>
+      <w:r>
+        <w:rPr w:rFonts="맑은 고딕">
+          <w:rFonts w:ascii="맑은 고딕" w:hAnsi="맑은 고딕" w:eastAsia="맑은 고딕"/>
+          <w:b/>
+          <w:color w:val="1F2937"/>
+          <w:sz w:val="21"/>
+        </w:rPr>
+        <w:t xml:space="preserve">그룹 소속: </w:t>
+      </w:r>
+      <w:r>
+        <w:rPr w:rFonts="맑은 고딕">
+          <w:rFonts w:ascii="맑은 고딕" w:hAnsi="맑은 고딕" w:eastAsia="맑은 고딕"/>
+          <w:b w:val="0"/>
+          <w:sz w:val="21"/>
+        </w:rPr>
+        <w:t>다양한 솔로 싱어송라이터 및 인디 록 밴드 연합(Various Artists)</w:t>
+      </w:r>
+    </w:p>
+    <w:p>
+      <w:pPr>
+        <w:spacing w:line="324" w:lineRule="auto" w:after="80"/>
+      </w:pPr>
+      <w:r>
+        <w:rPr w:rFonts="맑은 고딕">
+          <w:rFonts w:ascii="맑은 고딕" w:hAnsi="맑은 고딕" w:eastAsia="맑은 고딕"/>
+          <w:b w:val="0"/>
+          <w:color w:val="6B7280"/>
+          <w:sz w:val="21"/>
+        </w:rPr>
+        <w:t xml:space="preserve">· </w:t>
+      </w:r>
+      <w:r>
+        <w:rPr w:rFonts="맑은 고딕">
+          <w:rFonts w:ascii="맑은 고딕" w:hAnsi="맑은 고딕" w:eastAsia="맑은 고딕"/>
+          <w:b/>
+          <w:color w:val="1F2937"/>
+          <w:sz w:val="21"/>
+        </w:rPr>
+        <w:t xml:space="preserve">아티스트 소개: </w:t>
+      </w:r>
+      <w:r>
+        <w:rPr w:rFonts="맑은 고딕">
+          <w:rFonts w:ascii="맑은 고딕" w:hAnsi="맑은 고딕" w:eastAsia="맑은 고딕"/>
+          <w:b w:val="0"/>
+          <w:sz w:val="21"/>
+        </w:rPr>
+        <w:t>본 음반에 참여한 아티스트들은 메인스트림의 획일화된 팝 사운드에 저항하며 기타 팝 특유의 낭만과 쟁글거리는 멜로디를 복원해 낸 선구자들입니다. 이들은 거친 로파이 감성부터 우아한 멜로디 라인까지 폭넓은 음악적 스펙트럼을 선보이며 90년대 이후 현대 브릿팝과 모던 록의 기틀을 마련하였습니다.</w:t>
+      </w:r>
+    </w:p>
+    <w:p>
+      <w:pPr>
+        <w:spacing w:line="324" w:lineRule="auto" w:before="200" w:after="80"/>
+      </w:pPr>
+      <w:r>
+        <w:rPr w:rFonts="맑은 고딕">
+          <w:rFonts w:ascii="맑은 고딕" w:hAnsi="맑은 고딕" w:eastAsia="맑은 고딕"/>
+          <w:b/>
+          <w:color w:val="1E3A8A"/>
+          <w:sz w:val="24"/>
+        </w:rPr>
+        <w:t>3. 음반 상세 분석</w:t>
+      </w:r>
+    </w:p>
+    <w:p>
+      <w:pPr>
+        <w:spacing w:line="324" w:lineRule="auto" w:after="80"/>
+      </w:pPr>
+      <w:r>
+        <w:rPr w:rFonts="맑은 고딕">
+          <w:rFonts w:ascii="맑은 고딕" w:hAnsi="맑은 고딕" w:eastAsia="맑은 고딕"/>
+          <w:b w:val="0"/>
+          <w:color w:val="6B7280"/>
+          <w:sz w:val="21"/>
+        </w:rPr>
+        <w:t xml:space="preserve">· </w:t>
+      </w:r>
+      <w:r>
+        <w:rPr w:rFonts="맑은 고딕">
+          <w:rFonts w:ascii="맑은 고딕" w:hAnsi="맑은 고딕" w:eastAsia="맑은 고딕"/>
+          <w:b/>
+          <w:color w:val="1F2937"/>
+          <w:sz w:val="21"/>
+        </w:rPr>
+        <w:t xml:space="preserve">역사적 위치: </w:t>
+      </w:r>
+      <w:r>
+        <w:rPr w:rFonts="맑은 고딕">
+          <w:rFonts w:ascii="맑은 고딕" w:hAnsi="맑은 고딕" w:eastAsia="맑은 고딕"/>
+          <w:b w:val="0"/>
+          <w:sz w:val="21"/>
+        </w:rPr>
+        <w:t>포스트 펑크의 잔향과 인디 팝의 싱그러움이 교차하던 과도기적 시기를 가장 품격 있게 조망한 앨범으로, 인디 레이블의 카탈로그가 단순한 홍보를 넘어 하나의 완결된 예술적 컬렉션이 될 수 있음을 입증한 음악사적 가치를 지닙니다.</w:t>
+      </w:r>
+    </w:p>
+    <w:p>
+      <w:pPr>
+        <w:spacing w:line="324" w:lineRule="auto" w:after="80"/>
+      </w:pPr>
+      <w:r>
+        <w:rPr w:rFonts="맑은 고딕">
+          <w:rFonts w:ascii="맑은 고딕" w:hAnsi="맑은 고딕" w:eastAsia="맑은 고딕"/>
+          <w:b w:val="0"/>
+          <w:color w:val="6B7280"/>
+          <w:sz w:val="21"/>
+        </w:rPr>
+        <w:t xml:space="preserve">· </w:t>
+      </w:r>
+      <w:r>
+        <w:rPr w:rFonts="맑은 고딕">
+          <w:rFonts w:ascii="맑은 고딕" w:hAnsi="맑은 고딕" w:eastAsia="맑은 고딕"/>
+          <w:b/>
+          <w:color w:val="1F2937"/>
+          <w:sz w:val="21"/>
+        </w:rPr>
+        <w:t xml:space="preserve">시대의 흔적(스토리텔링): </w:t>
+      </w:r>
+      <w:r>
+        <w:rPr w:rFonts="맑은 고딕">
+          <w:rFonts w:ascii="맑은 고딕" w:hAnsi="맑은 고딕" w:eastAsia="맑은 고딕"/>
+          <w:b w:val="0"/>
+          <w:sz w:val="21"/>
+        </w:rPr>
+        <w:t>세기말을 앞두고 불확실성 속에서 꿈과 방황을 노래하던 90년대 청춘들의 아련한 낭만이 고스란히 배어 있습니다. 카세트테이프와 바이닐 레코드를 통해 언더그라운드 문화를 공유하던 소년소녀들의 순수한 열정과 서정적인 공기가 소리 골마다 짙은 노스탤지어로 아로새겨져 있습니다.</w:t>
+      </w:r>
+    </w:p>
+    <w:p>
+      <w:pPr>
+        <w:spacing w:line="324" w:lineRule="auto" w:before="200" w:after="80"/>
+      </w:pPr>
+      <w:r>
+        <w:rPr w:rFonts="맑은 고딕">
+          <w:rFonts w:ascii="맑은 고딕" w:hAnsi="맑은 고딕" w:eastAsia="맑은 고딕"/>
+          <w:b/>
+          <w:color w:val="1E3A8A"/>
+          <w:sz w:val="24"/>
+        </w:rPr>
+        <w:t>4. 주요 수록곡 및 감상 제언</w:t>
+      </w:r>
+    </w:p>
+    <w:p>
+      <w:pPr>
+        <w:spacing w:line="324" w:lineRule="auto" w:after="80"/>
+      </w:pPr>
+      <w:r>
+        <w:rPr w:rFonts="맑은 고딕">
+          <w:rFonts w:ascii="맑은 고딕" w:hAnsi="맑은 고딕" w:eastAsia="맑은 고딕"/>
+          <w:b w:val="0"/>
+          <w:color w:val="6B7280"/>
+          <w:sz w:val="21"/>
+        </w:rPr>
+        <w:t xml:space="preserve">· </w:t>
+      </w:r>
+      <w:r>
+        <w:rPr w:rFonts="맑은 고딕">
+          <w:rFonts w:ascii="맑은 고딕" w:hAnsi="맑은 고딕" w:eastAsia="맑은 고딕"/>
+          <w:b/>
+          <w:color w:val="1F2937"/>
+          <w:sz w:val="21"/>
+        </w:rPr>
+        <w:t xml:space="preserve">주요 수록곡 특징: </w:t>
+      </w:r>
+      <w:r>
+        <w:rPr w:rFonts="맑은 고딕">
+          <w:rFonts w:ascii="맑은 고딕" w:hAnsi="맑은 고딕" w:eastAsia="맑은 고딕"/>
+          <w:b w:val="0"/>
+          <w:sz w:val="21"/>
+        </w:rPr>
+        <w:t>청량한 기타 리프와 위트 넘치는 보컬이 돋보이는 얼터너티브 팝 트랙부터, 내면의 고독을 읊조리는 감미로운 포크 록 넘버까지 다채롭게 수록되어 있습니다. 특히 경쾌하게 질주하는 드럼 비트 위로 얹어진 아련한 멜로디 라인은 듣는 이의 마음을 단숨에 푸르른 청춘의 한가운데로 데려다 놓습니다.</w:t>
+      </w:r>
+    </w:p>
+    <w:p>
+      <w:pPr>
+        <w:spacing w:line="324" w:lineRule="auto" w:after="80"/>
+      </w:pPr>
+      <w:r>
+        <w:rPr w:rFonts="맑은 고딕">
+          <w:rFonts w:ascii="맑은 고딕" w:hAnsi="맑은 고딕" w:eastAsia="맑은 고딕"/>
+          <w:b w:val="0"/>
+          <w:color w:val="6B7280"/>
+          <w:sz w:val="21"/>
+        </w:rPr>
+        <w:t xml:space="preserve">· </w:t>
+      </w:r>
+      <w:r>
+        <w:rPr w:rFonts="맑은 고딕">
+          <w:rFonts w:ascii="맑은 고딕" w:hAnsi="맑은 고딕" w:eastAsia="맑은 고딕"/>
+          <w:b/>
+          <w:color w:val="1F2937"/>
+          <w:sz w:val="21"/>
+        </w:rPr>
+        <w:t xml:space="preserve">빈티지 감상 제언: </w:t>
+      </w:r>
+      <w:r>
+        <w:rPr w:rFonts="맑은 고딕">
+          <w:rFonts w:ascii="맑은 고딕" w:hAnsi="맑은 고딕" w:eastAsia="맑은 고딕"/>
+          <w:b w:val="0"/>
+          <w:sz w:val="21"/>
+        </w:rPr>
+        <w:t>진공관 앰프의 온화한 배음과 섬세한 턴테이블 카트리지를 통해 재생할 때, 아날로그 믹싱 특유의 거칠면서도 따뜻한 공간감이 극대화됩니다. 기타 스트로크의 미세한 마찰음과 보컬의 숨소리가 진공관의 포근한 온기를 머금고 울려 퍼져 한층 더 깊은 서정적 몰입감을 선사합니다.</w:t>
+      </w:r>
+    </w:p>
+    <w:p>
+      <w:pPr>
+        <w:spacing w:line="324" w:lineRule="auto" w:after="80"/>
+      </w:pPr>
+      <w:r>
+        <w:rPr w:rFonts="맑은 고딕">
+          <w:rFonts w:ascii="맑은 고딕" w:hAnsi="맑은 고딕" w:eastAsia="맑은 고딕"/>
+          <w:b w:val="0"/>
+          <w:color w:val="6B7280"/>
+          <w:sz w:val="21"/>
+        </w:rPr>
+        <w:t xml:space="preserve">· </w:t>
+      </w:r>
+      <w:r>
+        <w:rPr w:rFonts="맑은 고딕">
+          <w:rFonts w:ascii="맑은 고딕" w:hAnsi="맑은 고딕" w:eastAsia="맑은 고딕"/>
+          <w:b/>
+          <w:color w:val="1F2937"/>
+          <w:sz w:val="21"/>
+        </w:rPr>
+        <w:t xml:space="preserve">소장 가치: </w:t>
+      </w:r>
+      <w:r>
+        <w:rPr w:rFonts="맑은 고딕">
+          <w:rFonts w:ascii="맑은 고딕" w:hAnsi="맑은 고딕" w:eastAsia="맑은 고딕"/>
+          <w:b w:val="0"/>
+          <w:sz w:val="21"/>
+        </w:rPr>
+        <w:t>디지털 음원 스트리밍으로는 결코 온전히 재현할 수 없는 1990년대 인디 씬의 시대적 체온과 희소성을 품고 있어, 정통 바이닐 애호가와 얼터너티브 록 컬렉터라면 결코 놓칠 수 없는 소중한 문화적 유산입니다.</w:t>
+      </w:r>
+    </w:p>
+    <w:p>
+      <w:pPr>
+        <w:spacing w:line="324" w:lineRule="auto" w:after="120" w:before="160"/>
+      </w:pPr>
+      <w:r>
+        <w:rPr w:rFonts="맑은 고딕">
+          <w:rFonts w:ascii="맑은 고딕" w:hAnsi="맑은 고딕" w:eastAsia="맑은 고딕"/>
+          <w:b/>
+          <w:color w:val="4338CA"/>
+          <w:sz w:val="21"/>
+        </w:rPr>
+        <w:t>이 음반을 통해 아날로그 소리 골 사이에 아련하게 피어오르는 찬란했던 청춘의 숨결과 서정성이 전해주는 감동을 다시 한번 경험해 보시는 것은 어떨까요?</w:t>
       </w:r>
     </w:p>
     <w:sectPr>
       <w:pgSz w:w="12240" w:h="15840"/>
-      <w:pgMar w:top="1440" w:right="1440" w:bottom="1440" w:left="1440" w:header="720" w:footer="720" w:gutter="0"/>
+      <w:pgMar w:top="1152" w:right="1296" w:bottom="1152" w:left="1296" w:header="720" w:footer="720" w:gutter="0"/>
       <w:cols w:space="720"/>
       <w:docGrid w:linePitch="360"/>
     </w:sectPr>

--- a/word_reports/LP_0031_위치_456_Various Artists_Bobcatalo.docx
+++ b/word_reports/LP_0031_위치_456_Various Artists_Bobcatalo.docx
@@ -32,7 +32,7 @@
     </w:p>
     <w:p>
       <w:pPr>
-        <w:spacing w:line="324" w:lineRule="auto" w:before="80" w:after="160"/>
+        <w:spacing w:line="324" w:lineRule="auto" w:before="80" w:after="120"/>
       </w:pPr>
       <w:r>
         <w:rPr w:rFonts="맑은 고딕">
@@ -42,13 +42,6 @@
           <w:sz w:val="22"/>
         </w:rPr>
         <w:t xml:space="preserve">[음반 소개] </w:t>
-      </w:r>
-      <w:r>
-        <w:rPr w:rFonts="맑은 고딕">
-          <w:rFonts w:ascii="맑은 고딕" w:hAnsi="맑은 고딕" w:eastAsia="맑은 고딕"/>
-          <w:b w:val="0"/>
-          <w:sz w:val="21"/>
-        </w:rPr>
       </w:r>
     </w:p>
     <w:p>
@@ -61,7 +54,33 @@
           <w:b w:val="0"/>
           <w:sz w:val="21"/>
         </w:rPr>
-        <w:t>1990년대 인디 록과 얼터너티브 팝의 태동기를 찬란하게 수놓았던 명곡들을 하나의 유려한 서사로 엮어낸 이 컴필레이션 음반은, 당대 청춘들의 거칠면서도 순수한 열정을 고스란히 봉인하고 있습니다. 상업적 공식에 얽매이지 않고 독창적인 멜로디와 솔직한 감정선을 노래하던 다채로운 아티스트들의 음악적 숨결이 엘피 특유의 아날로그 질감 속에 생생히 녹아들어 있습니다. 한 시대를 풍미했던 인디 레이블의 음악적 자부심과 낭만이 깃든 이 앨범은, 세월이 흘러도 변치 않는 풋풋한 서정성과 청량한 기타 팝의 미학을 전해주는 귀중한 기록물입니다.</w:t>
+        <w:t>한 시대를 풍미한 음악의 편린들을 하나의 캔버스에 응축해 놓은 컴필레이션 음반은, 단순한 곡의 집합을 넘어 당시 음악 씬의 호흡과 공기를 가장 입체적으로 증언하는 역사적 타임캡슐입니다. 본 작 『Bobcatalogue Come On! Feel …』은 팝과 록의 격동기 속에서 당대 언더그라운드와 오버그라운드를 관통하던 독창적인 레이블의 미학과 에너지를 한눈에 조망할 수 있는 귀중한 기획반입니다. 음반의 제목에서부터 강렬하게 전해지는 직관적인 외침은, 청자에게 지체 없이 음악의 한가운데로 뛰어들어 그 역동적인 생명력을 오롯이 체감할 것을 권유합니다.</w:t>
+      </w:r>
+    </w:p>
+    <w:p>
+      <w:pPr>
+        <w:spacing w:line="324" w:lineRule="auto" w:after="120"/>
+      </w:pPr>
+      <w:r>
+        <w:rPr w:rFonts="맑은 고딕">
+          <w:rFonts w:ascii="맑은 고딕" w:hAnsi="맑은 고딕" w:eastAsia="맑은 고딕"/>
+          <w:b w:val="0"/>
+          <w:sz w:val="21"/>
+        </w:rPr>
+        <w:t>이 음반에 수록된 다채로운 트랙들은 당시 대중음악계가 지향했던 실험성과 대중적 호소력의 절묘한 균형점을 보여줍니다. 여러 아티스트들이 각자의 개성으로 빚어낸 사운드는 거친 질감의 록 비트에서부터 매혹적인 멜로디 라인을 품은 팝 넘버에 이르기까지 폭넓은 스펙트럼을 자랑합니다. 상업주의에 온전히 매몰되지 않고 아티스트 본연의 날것 그대로의 열정과 에너지를 뿜어내는 수록곡들은, 당시 청춘들이 공유했던 반항과 자유의 정서를 가감 없이 투영하고 있습니다.</w:t>
+      </w:r>
+    </w:p>
+    <w:p>
+      <w:pPr>
+        <w:spacing w:line="324" w:lineRule="auto" w:after="120"/>
+      </w:pPr>
+      <w:r>
+        <w:rPr w:rFonts="맑은 고딕">
+          <w:rFonts w:ascii="맑은 고딕" w:hAnsi="맑은 고딕" w:eastAsia="맑은 고딕"/>
+          <w:b w:val="0"/>
+          <w:sz w:val="21"/>
+        </w:rPr>
+        <w:t>세월이 흘러 디지털 음원이 세상의 모든 음악을 균일하게 평준화해 버린 오늘날, 바이닐의 묵직한 소릿골 속에 각인된 이 음반의 가치는 더욱 찬란하게 빛납니다. 서로 다른 결을 지닌 뮤지션들의 목소리가 한 장의 원반 위에서 유기적으로 이어지며 형성하는 앙상블은, 아날로그 황금기가 남긴 순수한 낭만과 벅찬 감흥을 불러일으킵니다. 턴테이블 위에서 바늘이 유영할 때 비로소 되살아나는 그 시대의 거친 숨결과 낭만적인 울림은, 오랜 시간이 지나도 결코 바래지 않는 영원한 생명력으로 우리 곁에 머물고 있습니다.</w:t>
       </w:r>
     </w:p>
     <w:p>
@@ -168,7 +187,7 @@
           <w:b w:val="0"/>
           <w:sz w:val="21"/>
         </w:rPr>
-        <w:t>1990년대 초중반 인디 팝과 얼터너티브 록의 르네상스를 조명하기 위해 기획된 스페셜 카탈로그 컴필레이션 앨범으로, 시대를 선도하던 혁신적인 밴드들의 정수가 정교하게 편집되어 발매되었습니다.</w:t>
+        <w:t>레이블의 정체성과 음악적 비전을 집대성하여 음악 애호가들에게 새로운 음악적 지평을 제시하기 위해 기획·발매된 특별 셀렉션 앨범입니다.</w:t>
       </w:r>
     </w:p>
     <w:p>
@@ -199,7 +218,7 @@
           <w:b w:val="0"/>
           <w:sz w:val="21"/>
         </w:rPr>
-        <w:t>발매 당시 인디 차트 애호가들과 대안 음악 팬덤 사이에서 뜨거운 반향을 일으켰으며, 한정 수량 프레싱 음반으로서 레코드 숍을 중심으로 빠르게 소진되며 꾸준한 스테디셀러로 사랑받았습니다.</w:t>
+        <w:t>발매 당시 음악 전문지와 레코드 마니아들 사이에서 컬트적인 호응을 얻었으며, 수준 높은 선곡으로 입소문을 타며 꾸준한 판매고와 애호가들의 사랑을 기록했습니다.</w:t>
       </w:r>
     </w:p>
     <w:p>
@@ -230,7 +249,7 @@
           <w:b w:val="0"/>
           <w:sz w:val="21"/>
         </w:rPr>
-        <w:t>메이저 상업 시상식의 형식적 기준을 넘어, 유수의 인디 음악 비평지 및 컬렉터들로부터 90년대 얼터너티브 사운드의 정체성을 가장 진솔하게 포착한 뛰어난 기획반으로 높은 평가를 받았습니다.</w:t>
+        <w:t>제도권의 대형 시상식을 뛰어넘어, 당대 인디펜던트 음악 씬과 팝/록 평단으로부터 시대의 진취적 감각을 날카롭게 포착해 낸 훌륭한 큐레이션으로 높은 평가를 받았습니다.</w:t>
       </w:r>
     </w:p>
     <w:p>
@@ -275,7 +294,7 @@
           <w:b w:val="0"/>
           <w:sz w:val="21"/>
         </w:rPr>
-        <w:t>영국 및 다국적 (영·미 인디 씬의 주요 뮤지션 연합)</w:t>
+        <w:t>다국적 (미국, 영국 등 다국적 뮤지션 참여)</w:t>
       </w:r>
     </w:p>
     <w:p>
@@ -306,7 +325,7 @@
           <w:b w:val="0"/>
           <w:sz w:val="21"/>
         </w:rPr>
-        <w:t>1980년대 후반 ~ 1990년대 결성 및 활동</w:t>
+        <w:t>참여 아티스트 전성기 활동 (1970~1980년대)</w:t>
       </w:r>
     </w:p>
     <w:p>
@@ -337,7 +356,7 @@
           <w:b w:val="0"/>
           <w:sz w:val="21"/>
         </w:rPr>
-        <w:t>다양한 솔로 싱어송라이터 및 인디 록 밴드 연합(Various Artists)</w:t>
+        <w:t>옴니버스 프로젝트 연합 (솔로 및 밴드 다수)</w:t>
       </w:r>
     </w:p>
     <w:p>
@@ -368,7 +387,7 @@
           <w:b w:val="0"/>
           <w:sz w:val="21"/>
         </w:rPr>
-        <w:t>본 음반에 참여한 아티스트들은 메인스트림의 획일화된 팝 사운드에 저항하며 기타 팝 특유의 낭만과 쟁글거리는 멜로디를 복원해 낸 선구자들입니다. 이들은 거친 로파이 감성부터 우아한 멜로디 라인까지 폭넓은 음악적 스펙트럼을 선보이며 90년대 이후 현대 브릿팝과 모던 록의 기틀을 마련하였습니다.</w:t>
+        <w:t>각양각색의 음악적 색채와 독창성을 지닌 실력파 뮤지션들이 대거 포진해 있으며, 당대 팝과 록 음악의 다채로운 지형도를 완성한 장인들로 구성되어 있습니다.</w:t>
       </w:r>
     </w:p>
     <w:p>
@@ -413,7 +432,7 @@
           <w:b w:val="0"/>
           <w:sz w:val="21"/>
         </w:rPr>
-        <w:t>포스트 펑크의 잔향과 인디 팝의 싱그러움이 교차하던 과도기적 시기를 가장 품격 있게 조망한 앨범으로, 인디 레이블의 카탈로그가 단순한 홍보를 넘어 하나의 완결된 예술적 컬렉션이 될 수 있음을 입증한 음악사적 가치를 지닙니다.</w:t>
+        <w:t>단편적인 히트곡 모음집의 한계를 탈피하여, 레이블 고유의 독창적인 사운드와 시대의 언더그라운드적 기운을 하나로 응집해 낸 독보적인 아카이브적 가치를 지닙니다.</w:t>
       </w:r>
     </w:p>
     <w:p>
@@ -444,7 +463,7 @@
           <w:b w:val="0"/>
           <w:sz w:val="21"/>
         </w:rPr>
-        <w:t>세기말을 앞두고 불확실성 속에서 꿈과 방황을 노래하던 90년대 청춘들의 아련한 낭만이 고스란히 배어 있습니다. 카세트테이프와 바이닐 레코드를 통해 언더그라운드 문화를 공유하던 소년소녀들의 순수한 열정과 서정적인 공기가 소리 골마다 짙은 노스탤지어로 아로새겨져 있습니다.</w:t>
+        <w:t>자유와 저항, 그리고 클럽과 거리의 낭만이 교차하던 시절의 청춘들이 심장을 울리던 음악에 기대어 밤을 지새우던 찬란하고도 뜨거웠던 문화적 열기가 고스란히 각인되어 있습니다.</w:t>
       </w:r>
     </w:p>
     <w:p>
@@ -489,7 +508,7 @@
           <w:b w:val="0"/>
           <w:sz w:val="21"/>
         </w:rPr>
-        <w:t>청량한 기타 리프와 위트 넘치는 보컬이 돋보이는 얼터너티브 팝 트랙부터, 내면의 고독을 읊조리는 감미로운 포크 록 넘버까지 다채롭게 수록되어 있습니다. 특히 경쾌하게 질주하는 드럼 비트 위로 얹어진 아련한 멜로디 라인은 듣는 이의 마음을 단숨에 푸르른 청춘의 한가운데로 데려다 놓습니다.</w:t>
+        <w:t>심장을 강타하는 원초적인 리듬과 거친 일렉트릭 기타 리프가 돋보이는 록 넘버들과, 특유의 감미롭고 애수 어린 멜로디가 돋보이는 곡들이 유기적으로 배치되어 다채로운 감정의 고저를 자아냅니다.</w:t>
       </w:r>
     </w:p>
     <w:p>
@@ -520,7 +539,7 @@
           <w:b w:val="0"/>
           <w:sz w:val="21"/>
         </w:rPr>
-        <w:t>진공관 앰프의 온화한 배음과 섬세한 턴테이블 카트리지를 통해 재생할 때, 아날로그 믹싱 특유의 거칠면서도 따뜻한 공간감이 극대화됩니다. 기타 스트로크의 미세한 마찰음과 보컬의 숨소리가 진공관의 포근한 온기를 머금고 울려 퍼져 한층 더 깊은 서정적 몰입감을 선사합니다.</w:t>
+        <w:t>진공관 앰프의 따뜻한 배음과 아날로그 턴테이블 카트리지가 긁어내는 특유의 질감을 통해 감상할 때, 베이스와 드럼의 타격감이 한층 더 입체적이고 현장감 넘치게 다가옵니다.</w:t>
       </w:r>
     </w:p>
     <w:p>
@@ -551,7 +570,7 @@
           <w:b w:val="0"/>
           <w:sz w:val="21"/>
         </w:rPr>
-        <w:t>디지털 음원 스트리밍으로는 결코 온전히 재현할 수 없는 1990년대 인디 씬의 시대적 체온과 희소성을 품고 있어, 정통 바이닐 애호가와 얼터너티브 록 컬렉터라면 결코 놓칠 수 없는 소중한 문화적 유산입니다.</w:t>
+        <w:t>단일 정규 앨범에서는 미처 발견하지 못했던 숨겨진 명곡들과 희귀한 사운드 트랙을 오리지널 LP의 온전한 음향으로 만날 수 있다는 점에서 수집가들에게 대체 불가능한 소장 가치를 선사합니다.</w:t>
       </w:r>
     </w:p>
     <w:p>
@@ -565,7 +584,7 @@
           <w:color w:val="4338CA"/>
           <w:sz w:val="21"/>
         </w:rPr>
-        <w:t>이 음반을 통해 아날로그 소리 골 사이에 아련하게 피어오르는 찬란했던 청춘의 숨결과 서정성이 전해주는 감동을 다시 한번 경험해 보시는 것은 어떨까요?</w:t>
+        <w:t>이 음반을 통해 턴테이블의 회전 속에서 피어오르는 아날로그의 찬란한 온기와 순수한 청춘의 열정이 전해주는 감동을 다시 한번 경험해 보시는 것은 어떨까요?</w:t>
       </w:r>
     </w:p>
     <w:sectPr>
